--- a/docs/manuscript/supplementary_materials.docx
+++ b/docs/manuscript/supplementary_materials.docx
@@ -2655,6 +2655,98 @@
         <w:t xml:space="preserve">8. Simulation Parameters</w:t>
       </w:r>
     </w:p>
+    <w:p>
+      <w:pPr>
+        <w:pStyle w:val="FirstParagraph"/>
+      </w:pPr>
+      <w:r>
+        <w:t xml:space="preserve">Default values below are taken from</w:t>
+      </w:r>
+      <w:r>
+        <w:t xml:space="preserve"> </w:t>
+      </w:r>
+      <w:r>
+        <w:rPr>
+          <w:rStyle w:val="VerbatimChar"/>
+        </w:rPr>
+        <w:t xml:space="preserve">causanta/simulate/params/default.json</w:t>
+      </w:r>
+      <w:r>
+        <w:t xml:space="preserve">. The 6mm publication run uses</w:t>
+      </w:r>
+      <w:r>
+        <w:t xml:space="preserve"> </w:t>
+      </w:r>
+      <w:r>
+        <w:rPr>
+          <w:rStyle w:val="VerbatimChar"/>
+        </w:rPr>
+        <w:t xml:space="preserve">paper_config_6mm.json</w:t>
+      </w:r>
+      <w:r>
+        <w:t xml:space="preserve">, which differs in domain size (6000 μm), total_hours (300),</w:t>
+      </w:r>
+      <w:r>
+        <w:t xml:space="preserve"> </w:t>
+      </w:r>
+      <w:r>
+        <w:rPr>
+          <w:rStyle w:val="VerbatimChar"/>
+        </w:rPr>
+        <w:t xml:space="preserve">O2_blood_mmHg</w:t>
+      </w:r>
+      <w:r>
+        <w:t xml:space="preserve"> </w:t>
+      </w:r>
+      <w:r>
+        <w:t xml:space="preserve">(40 vs 60),</w:t>
+      </w:r>
+      <w:r>
+        <w:t xml:space="preserve"> </w:t>
+      </w:r>
+      <w:r>
+        <w:rPr>
+          <w:rStyle w:val="VerbatimChar"/>
+        </w:rPr>
+        <w:t xml:space="preserve">q_O2_transfer_per_hr</w:t>
+      </w:r>
+      <w:r>
+        <w:t xml:space="preserve"> </w:t>
+      </w:r>
+      <w:r>
+        <w:t xml:space="preserve">(2 vs 5),</w:t>
+      </w:r>
+      <w:r>
+        <w:t xml:space="preserve"> </w:t>
+      </w:r>
+      <w:r>
+        <w:rPr>
+          <w:rStyle w:val="VerbatimChar"/>
+        </w:rPr>
+        <w:t xml:space="preserve">hypoxia_threshold_mmHg</w:t>
+      </w:r>
+      <w:r>
+        <w:t xml:space="preserve"> </w:t>
+      </w:r>
+      <w:r>
+        <w:t xml:space="preserve">(18 vs 10), and tumor</w:t>
+      </w:r>
+      <w:r>
+        <w:t xml:space="preserve"> </w:t>
+      </w:r>
+      <w:r>
+        <w:rPr>
+          <w:rStyle w:val="VerbatimChar"/>
+        </w:rPr>
+        <w:t xml:space="preserve">division_time_mean_hr</w:t>
+      </w:r>
+      <w:r>
+        <w:t xml:space="preserve"> </w:t>
+      </w:r>
+      <w:r>
+        <w:t xml:space="preserve">(24 vs 36).</w:t>
+      </w:r>
+    </w:p>
     <w:bookmarkStart w:id="43" w:name="domain-configuration"/>
     <w:p>
       <w:pPr>
@@ -2732,7 +2824,7 @@
               <w:pStyle w:val="Compact"/>
             </w:pPr>
             <w:r>
-              <w:t xml:space="preserve">2000</w:t>
+              <w:t xml:space="preserve">1000</w:t>
             </w:r>
           </w:p>
         </w:tc>
@@ -2767,7 +2859,7 @@
               <w:pStyle w:val="Compact"/>
             </w:pPr>
             <w:r>
-              <w:t xml:space="preserve">2000</w:t>
+              <w:t xml:space="preserve">1000</w:t>
             </w:r>
           </w:p>
         </w:tc>
@@ -2791,7 +2883,7 @@
               <w:pStyle w:val="Compact"/>
             </w:pPr>
             <w:r>
-              <w:t xml:space="preserve">dx_um</w:t>
+              <w:t xml:space="preserve">env_grid_um</w:t>
             </w:r>
           </w:p>
         </w:tc>
@@ -2813,7 +2905,7 @@
               <w:pStyle w:val="Compact"/>
             </w:pPr>
             <w:r>
-              <w:t xml:space="preserve">Grid spacing (μm)</w:t>
+              <w:t xml:space="preserve">Environment grid spacing (μm)</w:t>
             </w:r>
           </w:p>
         </w:tc>
@@ -2886,29 +2978,29 @@
               <w:pStyle w:val="Compact"/>
             </w:pPr>
             <w:r>
-              <w:t xml:space="preserve">dt_hr</w:t>
-            </w:r>
-          </w:p>
-        </w:tc>
-        <w:tc>
-          <w:tcPr/>
-          <w:p>
-            <w:pPr>
-              <w:pStyle w:val="Compact"/>
-            </w:pPr>
-            <w:r>
-              <w:t xml:space="preserve">1.0</w:t>
-            </w:r>
-          </w:p>
-        </w:tc>
-        <w:tc>
-          <w:tcPr/>
-          <w:p>
-            <w:pPr>
-              <w:pStyle w:val="Compact"/>
-            </w:pPr>
-            <w:r>
-              <w:t xml:space="preserve">Time step (hours)</w:t>
+              <w:t xml:space="preserve">total_hours</w:t>
+            </w:r>
+          </w:p>
+        </w:tc>
+        <w:tc>
+          <w:tcPr/>
+          <w:p>
+            <w:pPr>
+              <w:pStyle w:val="Compact"/>
+            </w:pPr>
+            <w:r>
+              <w:t xml:space="preserve">168</w:t>
+            </w:r>
+          </w:p>
+        </w:tc>
+        <w:tc>
+          <w:tcPr/>
+          <w:p>
+            <w:pPr>
+              <w:pStyle w:val="Compact"/>
+            </w:pPr>
+            <w:r>
+              <w:t xml:space="preserve">Simulation duration (hours)</w:t>
             </w:r>
           </w:p>
         </w:tc>
@@ -2921,29 +3013,29 @@
               <w:pStyle w:val="Compact"/>
             </w:pPr>
             <w:r>
-              <w:t xml:space="preserve">total_hours</w:t>
-            </w:r>
-          </w:p>
-        </w:tc>
-        <w:tc>
-          <w:tcPr/>
-          <w:p>
-            <w:pPr>
-              <w:pStyle w:val="Compact"/>
-            </w:pPr>
-            <w:r>
-              <w:t xml:space="preserve">300</w:t>
-            </w:r>
-          </w:p>
-        </w:tc>
-        <w:tc>
-          <w:tcPr/>
-          <w:p>
-            <w:pPr>
-              <w:pStyle w:val="Compact"/>
-            </w:pPr>
-            <w:r>
-              <w:t xml:space="preserve">Simulation duration</w:t>
+              <w:t xml:space="preserve">dt_diffusion_hr</w:t>
+            </w:r>
+          </w:p>
+        </w:tc>
+        <w:tc>
+          <w:tcPr/>
+          <w:p>
+            <w:pPr>
+              <w:pStyle w:val="Compact"/>
+            </w:pPr>
+            <w:r>
+              <w:t xml:space="preserve">0.01</w:t>
+            </w:r>
+          </w:p>
+        </w:tc>
+        <w:tc>
+          <w:tcPr/>
+          <w:p>
+            <w:pPr>
+              <w:pStyle w:val="Compact"/>
+            </w:pPr>
+            <w:r>
+              <w:t xml:space="preserve">Diffusion sub-step (hours)</w:t>
             </w:r>
           </w:p>
         </w:tc>
@@ -2956,29 +3048,64 @@
               <w:pStyle w:val="Compact"/>
             </w:pPr>
             <w:r>
-              <w:t xml:space="preserve">output_every_hr</w:t>
-            </w:r>
-          </w:p>
-        </w:tc>
-        <w:tc>
-          <w:tcPr/>
-          <w:p>
-            <w:pPr>
-              <w:pStyle w:val="Compact"/>
-            </w:pPr>
-            <w:r>
-              <w:t xml:space="preserve">1.0</w:t>
-            </w:r>
-          </w:p>
-        </w:tc>
-        <w:tc>
-          <w:tcPr/>
-          <w:p>
-            <w:pPr>
-              <w:pStyle w:val="Compact"/>
-            </w:pPr>
-            <w:r>
-              <w:t xml:space="preserve">Output frequency</w:t>
+              <w:t xml:space="preserve">output_interval_hr</w:t>
+            </w:r>
+          </w:p>
+        </w:tc>
+        <w:tc>
+          <w:tcPr/>
+          <w:p>
+            <w:pPr>
+              <w:pStyle w:val="Compact"/>
+            </w:pPr>
+            <w:r>
+              <w:t xml:space="preserve">1</w:t>
+            </w:r>
+          </w:p>
+        </w:tc>
+        <w:tc>
+          <w:tcPr/>
+          <w:p>
+            <w:pPr>
+              <w:pStyle w:val="Compact"/>
+            </w:pPr>
+            <w:r>
+              <w:t xml:space="preserve">Output frequency (hours)</w:t>
+            </w:r>
+          </w:p>
+        </w:tc>
+      </w:tr>
+      <w:tr>
+        <w:tc>
+          <w:tcPr/>
+          <w:p>
+            <w:pPr>
+              <w:pStyle w:val="Compact"/>
+            </w:pPr>
+            <w:r>
+              <w:t xml:space="preserve">burnin_hours</w:t>
+            </w:r>
+          </w:p>
+        </w:tc>
+        <w:tc>
+          <w:tcPr/>
+          <w:p>
+            <w:pPr>
+              <w:pStyle w:val="Compact"/>
+            </w:pPr>
+            <w:r>
+              <w:t xml:space="preserve">20</w:t>
+            </w:r>
+          </w:p>
+        </w:tc>
+        <w:tc>
+          <w:tcPr/>
+          <w:p>
+            <w:pPr>
+              <w:pStyle w:val="Compact"/>
+            </w:pPr>
+            <w:r>
+              <w:t xml:space="preserve">Burn-in equilibration (hours)</w:t>
             </w:r>
           </w:p>
         </w:tc>
@@ -3002,10 +3129,11 @@
         <w:tblLook w:firstRow="1" w:lastRow="0" w:firstColumn="0" w:lastColumn="0" w:noHBand="0" w:noVBand="0" w:val="0020"/>
       </w:tblPr>
       <w:tblGrid>
-        <w:gridCol w:w="1161"/>
-        <w:gridCol w:w="2006"/>
-        <w:gridCol w:w="2217"/>
-        <w:gridCol w:w="2534"/>
+        <w:gridCol w:w="968"/>
+        <w:gridCol w:w="1056"/>
+        <w:gridCol w:w="1760"/>
+        <w:gridCol w:w="1936"/>
+        <w:gridCol w:w="2200"/>
       </w:tblGrid>
       <w:tr>
         <w:trPr>
@@ -3029,6 +3157,17 @@
               <w:pStyle w:val="Compact"/>
             </w:pPr>
             <w:r>
+              <w:t xml:space="preserve">Can Divide</w:t>
+            </w:r>
+          </w:p>
+        </w:tc>
+        <w:tc>
+          <w:tcPr/>
+          <w:p>
+            <w:pPr>
+              <w:pStyle w:val="Compact"/>
+            </w:pPr>
+            <w:r>
               <w:t xml:space="preserve">Division Time (hr)</w:t>
             </w:r>
           </w:p>
@@ -3075,18 +3214,29 @@
               <w:pStyle w:val="Compact"/>
             </w:pPr>
             <w:r>
-              <w:t xml:space="preserve">-</w:t>
-            </w:r>
-          </w:p>
-        </w:tc>
-        <w:tc>
-          <w:tcPr/>
-          <w:p>
-            <w:pPr>
-              <w:pStyle w:val="Compact"/>
-            </w:pPr>
-            <w:r>
-              <w:t xml:space="preserve">0.001</w:t>
+              <w:t xml:space="preserve">no</w:t>
+            </w:r>
+          </w:p>
+        </w:tc>
+        <w:tc>
+          <w:tcPr/>
+          <w:p>
+            <w:pPr>
+              <w:pStyle w:val="Compact"/>
+            </w:pPr>
+            <w:r>
+              <w:t xml:space="preserve">—</w:t>
+            </w:r>
+          </w:p>
+        </w:tc>
+        <w:tc>
+          <w:tcPr/>
+          <w:p>
+            <w:pPr>
+              <w:pStyle w:val="Compact"/>
+            </w:pPr>
+            <w:r>
+              <w:t xml:space="preserve">1e-4</w:t>
             </w:r>
           </w:p>
         </w:tc>
@@ -3121,29 +3271,40 @@
               <w:pStyle w:val="Compact"/>
             </w:pPr>
             <w:r>
-              <w:t xml:space="preserve">100</w:t>
-            </w:r>
-          </w:p>
-        </w:tc>
-        <w:tc>
-          <w:tcPr/>
-          <w:p>
-            <w:pPr>
-              <w:pStyle w:val="Compact"/>
-            </w:pPr>
-            <w:r>
-              <w:t xml:space="preserve">0.002</w:t>
-            </w:r>
-          </w:p>
-        </w:tc>
-        <w:tc>
-          <w:tcPr/>
-          <w:p>
-            <w:pPr>
-              <w:pStyle w:val="Compact"/>
-            </w:pPr>
-            <w:r>
-              <w:t xml:space="preserve">1</w:t>
+              <w:t xml:space="preserve">yes</w:t>
+            </w:r>
+          </w:p>
+        </w:tc>
+        <w:tc>
+          <w:tcPr/>
+          <w:p>
+            <w:pPr>
+              <w:pStyle w:val="Compact"/>
+            </w:pPr>
+            <w:r>
+              <w:t xml:space="preserve">168 ± 24</w:t>
+            </w:r>
+          </w:p>
+        </w:tc>
+        <w:tc>
+          <w:tcPr/>
+          <w:p>
+            <w:pPr>
+              <w:pStyle w:val="Compact"/>
+            </w:pPr>
+            <w:r>
+              <w:t xml:space="preserve">1e-4</w:t>
+            </w:r>
+          </w:p>
+        </w:tc>
+        <w:tc>
+          <w:tcPr/>
+          <w:p>
+            <w:pPr>
+              <w:pStyle w:val="Compact"/>
+            </w:pPr>
+            <w:r>
+              <w:t xml:space="preserve">3</w:t>
             </w:r>
           </w:p>
         </w:tc>
@@ -3156,40 +3317,51 @@
               <w:pStyle w:val="Compact"/>
             </w:pPr>
             <w:r>
-              <w:t xml:space="preserve">Tumor</w:t>
-            </w:r>
-          </w:p>
-        </w:tc>
-        <w:tc>
-          <w:tcPr/>
-          <w:p>
-            <w:pPr>
-              <w:pStyle w:val="Compact"/>
-            </w:pPr>
-            <w:r>
-              <w:t xml:space="preserve">36</w:t>
-            </w:r>
-          </w:p>
-        </w:tc>
-        <w:tc>
-          <w:tcPr/>
-          <w:p>
-            <w:pPr>
-              <w:pStyle w:val="Compact"/>
-            </w:pPr>
-            <w:r>
-              <w:t xml:space="preserve">0.01</w:t>
-            </w:r>
-          </w:p>
-        </w:tc>
-        <w:tc>
-          <w:tcPr/>
-          <w:p>
-            <w:pPr>
-              <w:pStyle w:val="Compact"/>
-            </w:pPr>
-            <w:r>
-              <w:t xml:space="preserve">10</w:t>
+              <w:t xml:space="preserve">Oligodendrocyte</w:t>
+            </w:r>
+          </w:p>
+        </w:tc>
+        <w:tc>
+          <w:tcPr/>
+          <w:p>
+            <w:pPr>
+              <w:pStyle w:val="Compact"/>
+            </w:pPr>
+            <w:r>
+              <w:t xml:space="preserve">no</w:t>
+            </w:r>
+          </w:p>
+        </w:tc>
+        <w:tc>
+          <w:tcPr/>
+          <w:p>
+            <w:pPr>
+              <w:pStyle w:val="Compact"/>
+            </w:pPr>
+            <w:r>
+              <w:t xml:space="preserve">—</w:t>
+            </w:r>
+          </w:p>
+        </w:tc>
+        <w:tc>
+          <w:tcPr/>
+          <w:p>
+            <w:pPr>
+              <w:pStyle w:val="Compact"/>
+            </w:pPr>
+            <w:r>
+              <w:t xml:space="preserve">1e-4</w:t>
+            </w:r>
+          </w:p>
+        </w:tc>
+        <w:tc>
+          <w:tcPr/>
+          <w:p>
+            <w:pPr>
+              <w:pStyle w:val="Compact"/>
+            </w:pPr>
+            <w:r>
+              <w:t xml:space="preserve">1</w:t>
             </w:r>
           </w:p>
         </w:tc>
@@ -3202,29 +3374,40 @@
               <w:pStyle w:val="Compact"/>
             </w:pPr>
             <w:r>
-              <w:t xml:space="preserve">Immune</w:t>
-            </w:r>
-          </w:p>
-        </w:tc>
-        <w:tc>
-          <w:tcPr/>
-          <w:p>
-            <w:pPr>
-              <w:pStyle w:val="Compact"/>
-            </w:pPr>
-            <w:r>
-              <w:t xml:space="preserve">-</w:t>
-            </w:r>
-          </w:p>
-        </w:tc>
-        <w:tc>
-          <w:tcPr/>
-          <w:p>
-            <w:pPr>
-              <w:pStyle w:val="Compact"/>
-            </w:pPr>
-            <w:r>
-              <w:t xml:space="preserve">0.01</w:t>
+              <w:t xml:space="preserve">Microglia</w:t>
+            </w:r>
+          </w:p>
+        </w:tc>
+        <w:tc>
+          <w:tcPr/>
+          <w:p>
+            <w:pPr>
+              <w:pStyle w:val="Compact"/>
+            </w:pPr>
+            <w:r>
+              <w:t xml:space="preserve">no</w:t>
+            </w:r>
+          </w:p>
+        </w:tc>
+        <w:tc>
+          <w:tcPr/>
+          <w:p>
+            <w:pPr>
+              <w:pStyle w:val="Compact"/>
+            </w:pPr>
+            <w:r>
+              <w:t xml:space="preserve">—</w:t>
+            </w:r>
+          </w:p>
+        </w:tc>
+        <w:tc>
+          <w:tcPr/>
+          <w:p>
+            <w:pPr>
+              <w:pStyle w:val="Compact"/>
+            </w:pPr>
+            <w:r>
+              <w:t xml:space="preserve">1e-4</w:t>
             </w:r>
           </w:p>
         </w:tc>
@@ -3236,6 +3419,291 @@
             </w:pPr>
             <w:r>
               <w:t xml:space="preserve">30</w:t>
+            </w:r>
+          </w:p>
+        </w:tc>
+      </w:tr>
+      <w:tr>
+        <w:tc>
+          <w:tcPr/>
+          <w:p>
+            <w:pPr>
+              <w:pStyle w:val="Compact"/>
+            </w:pPr>
+            <w:r>
+              <w:t xml:space="preserve">Endothelial</w:t>
+            </w:r>
+          </w:p>
+        </w:tc>
+        <w:tc>
+          <w:tcPr/>
+          <w:p>
+            <w:pPr>
+              <w:pStyle w:val="Compact"/>
+            </w:pPr>
+            <w:r>
+              <w:t xml:space="preserve">yes</w:t>
+            </w:r>
+          </w:p>
+        </w:tc>
+        <w:tc>
+          <w:tcPr/>
+          <w:p>
+            <w:pPr>
+              <w:pStyle w:val="Compact"/>
+            </w:pPr>
+            <w:r>
+              <w:t xml:space="preserve">60 ± 12</w:t>
+            </w:r>
+          </w:p>
+        </w:tc>
+        <w:tc>
+          <w:tcPr/>
+          <w:p>
+            <w:pPr>
+              <w:pStyle w:val="Compact"/>
+            </w:pPr>
+            <w:r>
+              <w:t xml:space="preserve">1e-4</w:t>
+            </w:r>
+          </w:p>
+        </w:tc>
+        <w:tc>
+          <w:tcPr/>
+          <w:p>
+            <w:pPr>
+              <w:pStyle w:val="Compact"/>
+            </w:pPr>
+            <w:r>
+              <w:t xml:space="preserve">10</w:t>
+            </w:r>
+          </w:p>
+        </w:tc>
+      </w:tr>
+      <w:tr>
+        <w:tc>
+          <w:tcPr/>
+          <w:p>
+            <w:pPr>
+              <w:pStyle w:val="Compact"/>
+            </w:pPr>
+            <w:r>
+              <w:t xml:space="preserve">Pericyte</w:t>
+            </w:r>
+          </w:p>
+        </w:tc>
+        <w:tc>
+          <w:tcPr/>
+          <w:p>
+            <w:pPr>
+              <w:pStyle w:val="Compact"/>
+            </w:pPr>
+            <w:r>
+              <w:t xml:space="preserve">no</w:t>
+            </w:r>
+          </w:p>
+        </w:tc>
+        <w:tc>
+          <w:tcPr/>
+          <w:p>
+            <w:pPr>
+              <w:pStyle w:val="Compact"/>
+            </w:pPr>
+            <w:r>
+              <w:t xml:space="preserve">—</w:t>
+            </w:r>
+          </w:p>
+        </w:tc>
+        <w:tc>
+          <w:tcPr/>
+          <w:p>
+            <w:pPr>
+              <w:pStyle w:val="Compact"/>
+            </w:pPr>
+            <w:r>
+              <w:t xml:space="preserve">1e-4</w:t>
+            </w:r>
+          </w:p>
+        </w:tc>
+        <w:tc>
+          <w:tcPr/>
+          <w:p>
+            <w:pPr>
+              <w:pStyle w:val="Compact"/>
+            </w:pPr>
+            <w:r>
+              <w:t xml:space="preserve">5</w:t>
+            </w:r>
+          </w:p>
+        </w:tc>
+      </w:tr>
+      <w:tr>
+        <w:tc>
+          <w:tcPr/>
+          <w:p>
+            <w:pPr>
+              <w:pStyle w:val="Compact"/>
+            </w:pPr>
+            <w:r>
+              <w:t xml:space="preserve">Tumor</w:t>
+            </w:r>
+          </w:p>
+        </w:tc>
+        <w:tc>
+          <w:tcPr/>
+          <w:p>
+            <w:pPr>
+              <w:pStyle w:val="Compact"/>
+            </w:pPr>
+            <w:r>
+              <w:t xml:space="preserve">yes</w:t>
+            </w:r>
+          </w:p>
+        </w:tc>
+        <w:tc>
+          <w:tcPr/>
+          <w:p>
+            <w:pPr>
+              <w:pStyle w:val="Compact"/>
+            </w:pPr>
+            <w:r>
+              <w:t xml:space="preserve">36 ± 8</w:t>
+            </w:r>
+          </w:p>
+        </w:tc>
+        <w:tc>
+          <w:tcPr/>
+          <w:p>
+            <w:pPr>
+              <w:pStyle w:val="Compact"/>
+            </w:pPr>
+            <w:r>
+              <w:t xml:space="preserve">5e-5</w:t>
+            </w:r>
+          </w:p>
+        </w:tc>
+        <w:tc>
+          <w:tcPr/>
+          <w:p>
+            <w:pPr>
+              <w:pStyle w:val="Compact"/>
+            </w:pPr>
+            <w:r>
+              <w:t xml:space="preserve">10</w:t>
+            </w:r>
+          </w:p>
+        </w:tc>
+      </w:tr>
+      <w:tr>
+        <w:tc>
+          <w:tcPr/>
+          <w:p>
+            <w:pPr>
+              <w:pStyle w:val="Compact"/>
+            </w:pPr>
+            <w:r>
+              <w:t xml:space="preserve">RecruitedImmune</w:t>
+            </w:r>
+          </w:p>
+        </w:tc>
+        <w:tc>
+          <w:tcPr/>
+          <w:p>
+            <w:pPr>
+              <w:pStyle w:val="Compact"/>
+            </w:pPr>
+            <w:r>
+              <w:t xml:space="preserve">yes</w:t>
+            </w:r>
+          </w:p>
+        </w:tc>
+        <w:tc>
+          <w:tcPr/>
+          <w:p>
+            <w:pPr>
+              <w:pStyle w:val="Compact"/>
+            </w:pPr>
+            <w:r>
+              <w:t xml:space="preserve">36 ± 8</w:t>
+            </w:r>
+          </w:p>
+        </w:tc>
+        <w:tc>
+          <w:tcPr/>
+          <w:p>
+            <w:pPr>
+              <w:pStyle w:val="Compact"/>
+            </w:pPr>
+            <w:r>
+              <w:t xml:space="preserve">1e-3</w:t>
+            </w:r>
+          </w:p>
+        </w:tc>
+        <w:tc>
+          <w:tcPr/>
+          <w:p>
+            <w:pPr>
+              <w:pStyle w:val="Compact"/>
+            </w:pPr>
+            <w:r>
+              <w:t xml:space="preserve">35</w:t>
+            </w:r>
+          </w:p>
+        </w:tc>
+      </w:tr>
+      <w:tr>
+        <w:tc>
+          <w:tcPr/>
+          <w:p>
+            <w:pPr>
+              <w:pStyle w:val="Compact"/>
+            </w:pPr>
+            <w:r>
+              <w:t xml:space="preserve">Necrotic</w:t>
+            </w:r>
+          </w:p>
+        </w:tc>
+        <w:tc>
+          <w:tcPr/>
+          <w:p>
+            <w:pPr>
+              <w:pStyle w:val="Compact"/>
+            </w:pPr>
+            <w:r>
+              <w:t xml:space="preserve">no</w:t>
+            </w:r>
+          </w:p>
+        </w:tc>
+        <w:tc>
+          <w:tcPr/>
+          <w:p>
+            <w:pPr>
+              <w:pStyle w:val="Compact"/>
+            </w:pPr>
+            <w:r>
+              <w:t xml:space="preserve">—</w:t>
+            </w:r>
+          </w:p>
+        </w:tc>
+        <w:tc>
+          <w:tcPr/>
+          <w:p>
+            <w:pPr>
+              <w:pStyle w:val="Compact"/>
+            </w:pPr>
+            <w:r>
+              <w:t xml:space="preserve">0</w:t>
+            </w:r>
+          </w:p>
+        </w:tc>
+        <w:tc>
+          <w:tcPr/>
+          <w:p>
+            <w:pPr>
+              <w:pStyle w:val="Compact"/>
+            </w:pPr>
+            <w:r>
+              <w:t xml:space="preserve">0</w:t>
             </w:r>
           </w:p>
         </w:tc>
@@ -3379,29 +3847,29 @@
               <w:pStyle w:val="Compact"/>
             </w:pPr>
             <w:r>
-              <w:t xml:space="preserve">Replication fidelity</w:t>
-            </w:r>
-          </w:p>
-        </w:tc>
-        <w:tc>
-          <w:tcPr/>
-          <w:p>
-            <w:pPr>
-              <w:pStyle w:val="Compact"/>
-            </w:pPr>
-            <w:r>
-              <w:t xml:space="preserve">0.95</w:t>
-            </w:r>
-          </w:p>
-        </w:tc>
-        <w:tc>
-          <w:tcPr/>
-          <w:p>
-            <w:pPr>
-              <w:pStyle w:val="Compact"/>
-            </w:pPr>
-            <w:r>
-              <w:t xml:space="preserve">Probability of ecDNA replication per cycle</w:t>
+              <w:t xml:space="preserve">α (effect on division)</w:t>
+            </w:r>
+          </w:p>
+        </w:tc>
+        <w:tc>
+          <w:tcPr/>
+          <w:p>
+            <w:pPr>
+              <w:pStyle w:val="Compact"/>
+            </w:pPr>
+            <w:r>
+              <w:t xml:space="preserve">0.30</w:t>
+            </w:r>
+          </w:p>
+        </w:tc>
+        <w:tc>
+          <w:tcPr/>
+          <w:p>
+            <w:pPr>
+              <w:pStyle w:val="Compact"/>
+            </w:pPr>
+            <w:r>
+              <w:t xml:space="preserve">T_eff = T_base / (1 + α·log₂(1 + ecDNA))</w:t>
             </w:r>
           </w:p>
         </w:tc>
@@ -3414,29 +3882,99 @@
               <w:pStyle w:val="Compact"/>
             </w:pPr>
             <w:r>
-              <w:t xml:space="preserve">Gene dosage slope</w:t>
-            </w:r>
-          </w:p>
-        </w:tc>
-        <w:tc>
-          <w:tcPr/>
-          <w:p>
-            <w:pPr>
-              <w:pStyle w:val="Compact"/>
-            </w:pPr>
-            <w:r>
-              <w:t xml:space="preserve">1.5</w:t>
-            </w:r>
-          </w:p>
-        </w:tc>
-        <w:tc>
-          <w:tcPr/>
-          <w:p>
-            <w:pPr>
-              <w:pStyle w:val="Compact"/>
-            </w:pPr>
-            <w:r>
-              <w:t xml:space="preserve">EGFR per ecDNA copy</w:t>
+              <w:t xml:space="preserve">β (effect on VEGF)</w:t>
+            </w:r>
+          </w:p>
+        </w:tc>
+        <w:tc>
+          <w:tcPr/>
+          <w:p>
+            <w:pPr>
+              <w:pStyle w:val="Compact"/>
+            </w:pPr>
+            <w:r>
+              <w:t xml:space="preserve">0.10</w:t>
+            </w:r>
+          </w:p>
+        </w:tc>
+        <w:tc>
+          <w:tcPr/>
+          <w:p>
+            <w:pPr>
+              <w:pStyle w:val="Compact"/>
+            </w:pPr>
+            <w:r>
+              <w:t xml:space="preserve">VEGF_eff = VEGF_base × (1 + β·ecDNA)</w:t>
+            </w:r>
+          </w:p>
+        </w:tc>
+      </w:tr>
+      <w:tr>
+        <w:tc>
+          <w:tcPr/>
+          <w:p>
+            <w:pPr>
+              <w:pStyle w:val="Compact"/>
+            </w:pPr>
+            <w:r>
+              <w:t xml:space="preserve">δ (effect on migration)</w:t>
+            </w:r>
+          </w:p>
+        </w:tc>
+        <w:tc>
+          <w:tcPr/>
+          <w:p>
+            <w:pPr>
+              <w:pStyle w:val="Compact"/>
+            </w:pPr>
+            <w:r>
+              <w:t xml:space="preserve">0.05</w:t>
+            </w:r>
+          </w:p>
+        </w:tc>
+        <w:tc>
+          <w:tcPr/>
+          <w:p>
+            <w:pPr>
+              <w:pStyle w:val="Compact"/>
+            </w:pPr>
+            <w:r>
+              <w:t xml:space="preserve">v_eff = v_base × (1 + δ·ecDNA)</w:t>
+            </w:r>
+          </w:p>
+        </w:tc>
+      </w:tr>
+      <w:tr>
+        <w:tc>
+          <w:tcPr/>
+          <w:p>
+            <w:pPr>
+              <w:pStyle w:val="Compact"/>
+            </w:pPr>
+            <w:r>
+              <w:t xml:space="preserve">γ (effect on survival)</w:t>
+            </w:r>
+          </w:p>
+        </w:tc>
+        <w:tc>
+          <w:tcPr/>
+          <w:p>
+            <w:pPr>
+              <w:pStyle w:val="Compact"/>
+            </w:pPr>
+            <w:r>
+              <w:t xml:space="preserve">0.50</w:t>
+            </w:r>
+          </w:p>
+        </w:tc>
+        <w:tc>
+          <w:tcPr/>
+          <w:p>
+            <w:pPr>
+              <w:pStyle w:val="Compact"/>
+            </w:pPr>
+            <w:r>
+              <w:t xml:space="preserve">a_eff = a_base / (1 + γ·ecDNA)</w:t>
             </w:r>
           </w:p>
         </w:tc>
